--- a/templates/홍보자료_양식.docx
+++ b/templates/홍보자료_양식.docx
@@ -129,7 +129,7 @@
                 <w:color w:val="9F9FA9"/>
                 <w:sz w:val="14"/>
               </w:rPr>
-              <w:t>이번 교육을 부르는 이름. 예) 부산시 공무원 AI 역량강화 교육</w:t>
+              <w:t>이번 교육의 공식 명칭을 작성해 주세요. 예) 부산시 공무원 AI 역량강화 교육</w:t>
             </w:r>
           </w:p>
         </w:tc>
@@ -200,7 +200,7 @@
                 <w:color w:val="9F9FA9"/>
                 <w:sz w:val="14"/>
               </w:rPr>
-              <w:t>우리 과정 기준으로 어떤 과정인지. 예) AI 챔피언 그린, 데이터 리터러시</w:t>
+              <w:t>해당하는 교육과정명을 작성해 주세요. 예) AI 챔피언 그린 / 데이터 리터러시 / 생성형 AI 활용교육</w:t>
             </w:r>
           </w:p>
         </w:tc>
@@ -271,7 +271,7 @@
                 <w:color w:val="9F9FA9"/>
                 <w:sz w:val="14"/>
               </w:rPr>
-              <w:t>예) 부산시, 농촌진흥청. 공모로 여러 기관이 모인 과정이면 '공모 선발'</w:t>
+              <w:t>교육 대상 기관을 작성해 주세요. 예) 부산광역시 / 농촌진흥청</w:t>
             </w:r>
           </w:p>
         </w:tc>
@@ -341,7 +341,7 @@
                 <w:color w:val="9F9FA9"/>
                 <w:sz w:val="14"/>
               </w:rPr>
-              <w:t>예) 2026-07-21 ~ 2026-08-25  (1일 교육은 날짜 하나)</w:t>
+              <w:t>교육 진행 기간을 작성해 주세요. 예) 2026-07-21 ~ 2026-08-25  (1일 교육은 날짜 하나)</w:t>
             </w:r>
           </w:p>
         </w:tc>
@@ -395,7 +395,7 @@
                 <w:color w:val="9F9FA9"/>
                 <w:sz w:val="14"/>
               </w:rPr>
-              <w:t>예) 3회차, 상반기 2기</w:t>
+              <w:t>해당 회차 또는 기수를 작성해 주세요. 예) 3회차, 상반기 2기</w:t>
             </w:r>
           </w:p>
         </w:tc>
@@ -484,7 +484,7 @@
                 <w:color w:val="0F0F0F"/>
                 <w:sz w:val="18"/>
               </w:rPr>
-              <w:t>참여 인원·대상</w:t>
+              <w:t>교육 대상·인원</w:t>
             </w:r>
           </w:p>
           <w:p>
@@ -498,7 +498,7 @@
                 <w:color w:val="9F9FA9"/>
                 <w:sz w:val="14"/>
               </w:rPr>
-              <w:t>예) 109명 선발, 공공기관 주무관</w:t>
+              <w:t>참여 규모와 주요 대상을 함께 작성해 주세요. 예) 공무원 109명 / 연구직·행정직 실무자 35명</w:t>
             </w:r>
           </w:p>
         </w:tc>
@@ -568,7 +568,7 @@
                 <w:color w:val="0F0F0F"/>
                 <w:sz w:val="21"/>
               </w:rPr>
-              <w:t xml:space="preserve">   교육 내용</w:t>
+              <w:t xml:space="preserve">   교육 주요 내용</w:t>
             </w:r>
           </w:p>
           <w:p>
@@ -582,7 +582,7 @@
                 <w:color w:val="0F0F0F"/>
                 <w:sz w:val="18"/>
               </w:rPr>
-              <w:t>핵심내용</w:t>
+              <w:t>교육 목표</w:t>
             </w:r>
           </w:p>
           <w:p>
@@ -596,7 +596,7 @@
                 <w:color w:val="9F9FA9"/>
                 <w:sz w:val="14"/>
               </w:rPr>
-              <w:t>다룬 주제를 3~5개로 나누고, 각각 무엇을 했는지 한두 줄씩 붙여주세요. 제목만 나열하면 글에 쓸 내용이 없습니다.</w:t>
+              <w:t>이번 교육을 통해 참여자가 무엇을 배우거나 할 수 있도록 했는지 작성해 주세요.</w:t>
             </w:r>
           </w:p>
         </w:tc>
@@ -653,7 +653,7 @@
                 <w:color w:val="0F0F0F"/>
                 <w:sz w:val="18"/>
               </w:rPr>
-              <w:t>과정 내용</w:t>
+              <w:t>교육 구성</w:t>
             </w:r>
           </w:p>
           <w:p>
@@ -667,7 +667,78 @@
                 <w:color w:val="9F9FA9"/>
                 <w:sz w:val="14"/>
               </w:rPr>
-              <w:t>어떤 순서로 진행했는지, 각 단계에서 무엇을 했는지. 예) 사전 온라인 3일(개념 학습) → 집합수업 4회(부서 데이터 실습) → 셀프스터디 2일(과제) → 인증평가</w:t>
+              <w:t>교육이 어떤 순서와 방식으로 진행되었는지 구체적으로 작성해 주세요. 예) 사전 이러닝 → 집합교육 → 팀 프로젝트 → 결과 발표 → 인증평가</w:t>
+            </w:r>
+          </w:p>
+        </w:tc>
+      </w:tr>
+      <w:tr>
+        <w:trPr>
+          <w:cantSplit/>
+          <w:trHeight w:val="1247" w:hRule="atLeast"/>
+        </w:trPr>
+        <w:tc>
+          <w:tcPr>
+            <w:tcW w:type="dxa" w:w="9639"/>
+            <w:gridSpan w:val="3"/>
+            <w:shd w:val="clear" w:color="auto" w:fill="FAFAFA"/>
+            <w:tcBorders>
+              <w:top w:val="nil"/>
+              <w:left w:val="nil"/>
+              <w:right w:val="nil"/>
+              <w:bottom w:val="single" w:sz="4" w:color="E4E4E7"/>
+            </w:tcBorders>
+          </w:tcPr>
+          <w:p>
+            <w:pPr>
+              <w:spacing w:before="0" w:after="0" w:line="276" w:lineRule="auto"/>
+            </w:pPr>
+            <w:r/>
+          </w:p>
+        </w:tc>
+      </w:tr>
+      <w:tr>
+        <w:trPr>
+          <w:cantSplit/>
+        </w:trPr>
+        <w:tc>
+          <w:tcPr>
+            <w:tcW w:type="dxa" w:w="9639"/>
+            <w:gridSpan w:val="3"/>
+            <w:tcBorders>
+              <w:top w:val="nil"/>
+              <w:left w:val="nil"/>
+              <w:right w:val="nil"/>
+              <w:bottom w:val="nil"/>
+            </w:tcBorders>
+          </w:tcPr>
+          <w:p>
+            <w:pPr>
+              <w:spacing w:before="100" w:after="0" w:line="276" w:lineRule="auto"/>
+            </w:pPr>
+            <w:r/>
+            <w:r>
+              <w:rPr>
+                <w:rFonts w:ascii="맑은 고딕" w:hAnsi="맑은 고딕" w:eastAsia="맑은 고딕"/>
+                <w:b/>
+                <w:color w:val="0F0F0F"/>
+                <w:sz w:val="18"/>
+              </w:rPr>
+              <w:t>교육 내용</w:t>
+            </w:r>
+          </w:p>
+          <w:p>
+            <w:pPr>
+              <w:spacing w:before="20" w:after="0" w:line="276" w:lineRule="auto"/>
+            </w:pPr>
+            <w:r>
+              <w:rPr>
+                <w:rFonts w:ascii="맑은 고딕" w:hAnsi="맑은 고딕" w:eastAsia="맑은 고딕"/>
+                <w:b w:val="0"/>
+                <w:color w:val="9F9FA9"/>
+                <w:sz w:val="14"/>
+              </w:rPr>
+              <w:t>주요 교육내용을 3~5개로 나누어 작성해 주세요. 제목만 나열하기보다 무엇을 했는지 짧게 덧붙이면 좋습니다.</w:t>
             </w:r>
           </w:p>
         </w:tc>
@@ -738,7 +809,7 @@
                 <w:color w:val="9F9FA9"/>
                 <w:sz w:val="14"/>
               </w:rPr>
-              <w:t>예) 부서별 민원 분류 대시보드 6개</w:t>
+              <w:t>교육을 통해 실제로 만든 결과물이 있다면 작성해 주세요. 예) 민원 답변 초안 생성 서비스 / 업무 자동화 프로토타입 6건 / 공공서비스 개선 아이디어 8건</w:t>
             </w:r>
           </w:p>
         </w:tc>
@@ -810,6 +881,77 @@
                 <w:sz w:val="14"/>
               </w:rPr>
               <w:t>다른 교육과의 차별화. 현장에서 인상 깊었던 장면이 있으면 함께. 예) 샘플 데이터가 아니라 참여자가 실제로 쓰는 부서 데이터로 실습했습니다</w:t>
+            </w:r>
+          </w:p>
+        </w:tc>
+      </w:tr>
+      <w:tr>
+        <w:trPr>
+          <w:cantSplit/>
+          <w:trHeight w:val="1247" w:hRule="atLeast"/>
+        </w:trPr>
+        <w:tc>
+          <w:tcPr>
+            <w:tcW w:type="dxa" w:w="9639"/>
+            <w:gridSpan w:val="3"/>
+            <w:shd w:val="clear" w:color="auto" w:fill="FAFAFA"/>
+            <w:tcBorders>
+              <w:top w:val="nil"/>
+              <w:left w:val="nil"/>
+              <w:right w:val="nil"/>
+              <w:bottom w:val="single" w:sz="4" w:color="E4E4E7"/>
+            </w:tcBorders>
+          </w:tcPr>
+          <w:p>
+            <w:pPr>
+              <w:spacing w:before="0" w:after="0" w:line="276" w:lineRule="auto"/>
+            </w:pPr>
+            <w:r/>
+          </w:p>
+        </w:tc>
+      </w:tr>
+      <w:tr>
+        <w:trPr>
+          <w:cantSplit/>
+        </w:trPr>
+        <w:tc>
+          <w:tcPr>
+            <w:tcW w:type="dxa" w:w="9639"/>
+            <w:gridSpan w:val="3"/>
+            <w:tcBorders>
+              <w:top w:val="nil"/>
+              <w:left w:val="nil"/>
+              <w:right w:val="nil"/>
+              <w:bottom w:val="nil"/>
+            </w:tcBorders>
+          </w:tcPr>
+          <w:p>
+            <w:pPr>
+              <w:spacing w:before="100" w:after="0" w:line="276" w:lineRule="auto"/>
+            </w:pPr>
+            <w:r/>
+            <w:r>
+              <w:rPr>
+                <w:rFonts w:ascii="맑은 고딕" w:hAnsi="맑은 고딕" w:eastAsia="맑은 고딕"/>
+                <w:b/>
+                <w:color w:val="0F0F0F"/>
+                <w:sz w:val="18"/>
+              </w:rPr>
+              <w:t>(운영자 관점) 현장에서 인상 깊었던 내용</w:t>
+            </w:r>
+          </w:p>
+          <w:p>
+            <w:pPr>
+              <w:spacing w:before="20" w:after="0" w:line="276" w:lineRule="auto"/>
+            </w:pPr>
+            <w:r>
+              <w:rPr>
+                <w:rFonts w:ascii="맑은 고딕" w:hAnsi="맑은 고딕" w:eastAsia="맑은 고딕"/>
+                <w:b w:val="0"/>
+                <w:color w:val="9F9FA9"/>
+                <w:sz w:val="14"/>
+              </w:rPr>
+              <w:t>교육생 반응, 발표, 프로젝트, 강사 피드백 등 소개하고 싶은 장면을 작성해 주세요. 예) 교육생들이 자신의 부서 업무를 직접 AI 서비스로 구현하며 높은 참여도를 보임</w:t>
             </w:r>
           </w:p>
         </w:tc>

--- a/templates/홍보자료_양식.docx
+++ b/templates/홍보자료_양식.docx
@@ -809,7 +809,7 @@
                 <w:color w:val="9F9FA9"/>
                 <w:sz w:val="14"/>
               </w:rPr>
-              <w:t>교육을 통해 실제로 만든 결과물이 있다면 작성해 주세요. 예) 민원 답변 초안 생성 서비스 / 업무 자동화 프로토타입 6건 / 공공서비스 개선 아이디어 8건</w:t>
+              <w:t>교육을 통해 실제로 만든 결과물이 있다면 작성해 주세요. 결과물마다 '기존에는 어떻게 했었는지 → 무엇이 달라졌는지'를 한 줄씩 덧붙이면 글이 살아납니다. 예) 인수인계 기록 시스템 — 기존 엑셀 인수인계장은 검색이 어려웠음 → 통합 검색·즐겨찾기 추가</w:t>
             </w:r>
           </w:p>
         </w:tc>
@@ -817,7 +817,7 @@
       <w:tr>
         <w:trPr>
           <w:cantSplit/>
-          <w:trHeight w:val="482" w:hRule="atLeast"/>
+          <w:trHeight w:val="1247" w:hRule="atLeast"/>
         </w:trPr>
         <w:tc>
           <w:tcPr>
